--- a/database/templates/POSGRADO/CONST. PROMEDIO PONDERADO ACUMULADO - POS.docx
+++ b/database/templates/POSGRADO/CONST. PROMEDIO PONDERADO ACUMULADO - POS.docx
@@ -1,6 +1,6 @@
 
 <file path=word/document.xml><?xml version="1.0" encoding="utf-8"?>
-<w:document xmlns:wpc="http://schemas.microsoft.com/office/word/2010/wordprocessingCanvas" xmlns:cx="http://schemas.microsoft.com/office/drawing/2014/chartex" xmlns:cx1="http://schemas.microsoft.com/office/drawing/2015/9/8/chartex" xmlns:cx2="http://schemas.microsoft.com/office/drawing/2015/10/21/chartex" xmlns:cx3="http://schemas.microsoft.com/office/drawing/2016/5/9/chartex" xmlns:cx4="http://schemas.microsoft.com/office/drawing/2016/5/10/chartex" xmlns:cx5="http://schemas.microsoft.com/office/drawing/2016/5/11/chartex" xmlns:cx6="http://schemas.microsoft.com/office/drawing/2016/5/12/chartex" xmlns:cx7="http://schemas.microsoft.com/office/drawing/2016/5/13/chartex" xmlns:cx8="http://schemas.microsoft.com/office/drawing/2016/5/14/chartex" xmlns:mc="http://schemas.openxmlformats.org/markup-compatibility/2006" xmlns:aink="http://schemas.microsoft.com/office/drawing/2016/ink" xmlns:am3d="http://schemas.microsoft.com/office/drawing/2017/model3d" xmlns:o="urn:schemas-microsoft-com:office:office" xmlns:r="http://schemas.openxmlformats.org/officeDocument/2006/relationships" xmlns:m="http://schemas.openxmlformats.org/officeDocument/2006/math" xmlns:v="urn:schemas-microsoft-com:vml" xmlns:wp14="http://schemas.microsoft.com/office/word/2010/wordprocessingDrawing" xmlns:wp="http://schemas.openxmlformats.org/drawingml/2006/wordprocessingDrawing" xmlns:w10="urn:schemas-microsoft-com:office:word" xmlns:w="http://schemas.openxmlformats.org/wordprocessingml/2006/main" xmlns:w14="http://schemas.microsoft.com/office/word/2010/wordml" xmlns:w15="http://schemas.microsoft.com/office/word/2012/wordml" xmlns:w16cex="http://schemas.microsoft.com/office/word/2018/wordml/cex" xmlns:w16cid="http://schemas.microsoft.com/office/word/2016/wordml/cid" xmlns:w16="http://schemas.microsoft.com/office/word/2018/wordml" xmlns:w16sdtdh="http://schemas.microsoft.com/office/word/2020/wordml/sdtdatahash" xmlns:w16se="http://schemas.microsoft.com/office/word/2015/wordml/symex" xmlns:wpg="http://schemas.microsoft.com/office/word/2010/wordprocessingGroup" xmlns:wpi="http://schemas.microsoft.com/office/word/2010/wordprocessingInk" xmlns:wne="http://schemas.microsoft.com/office/word/2006/wordml" xmlns:wps="http://schemas.microsoft.com/office/word/2010/wordprocessingShape" mc:Ignorable="w14 w15 w16se w16cid w16 w16cex w16sdtdh wp14">
+<w:document xmlns:wpc="http://schemas.microsoft.com/office/word/2010/wordprocessingCanvas" xmlns:cx="http://schemas.microsoft.com/office/drawing/2014/chartex" xmlns:cx1="http://schemas.microsoft.com/office/drawing/2015/9/8/chartex" xmlns:cx2="http://schemas.microsoft.com/office/drawing/2015/10/21/chartex" xmlns:cx3="http://schemas.microsoft.com/office/drawing/2016/5/9/chartex" xmlns:cx4="http://schemas.microsoft.com/office/drawing/2016/5/10/chartex" xmlns:cx5="http://schemas.microsoft.com/office/drawing/2016/5/11/chartex" xmlns:cx6="http://schemas.microsoft.com/office/drawing/2016/5/12/chartex" xmlns:cx7="http://schemas.microsoft.com/office/drawing/2016/5/13/chartex" xmlns:cx8="http://schemas.microsoft.com/office/drawing/2016/5/14/chartex" xmlns:mc="http://schemas.openxmlformats.org/markup-compatibility/2006" xmlns:aink="http://schemas.microsoft.com/office/drawing/2016/ink" xmlns:am3d="http://schemas.microsoft.com/office/drawing/2017/model3d" xmlns:o="urn:schemas-microsoft-com:office:office" xmlns:oel="http://schemas.microsoft.com/office/2019/extlst" xmlns:r="http://schemas.openxmlformats.org/officeDocument/2006/relationships" xmlns:m="http://schemas.openxmlformats.org/officeDocument/2006/math" xmlns:v="urn:schemas-microsoft-com:vml" xmlns:wp14="http://schemas.microsoft.com/office/word/2010/wordprocessingDrawing" xmlns:wp="http://schemas.openxmlformats.org/drawingml/2006/wordprocessingDrawing" xmlns:w10="urn:schemas-microsoft-com:office:word" xmlns:w="http://schemas.openxmlformats.org/wordprocessingml/2006/main" xmlns:w14="http://schemas.microsoft.com/office/word/2010/wordml" xmlns:w15="http://schemas.microsoft.com/office/word/2012/wordml" xmlns:w16cex="http://schemas.microsoft.com/office/word/2018/wordml/cex" xmlns:w16cid="http://schemas.microsoft.com/office/word/2016/wordml/cid" xmlns:w16="http://schemas.microsoft.com/office/word/2018/wordml" xmlns:w16du="http://schemas.microsoft.com/office/word/2023/wordml/word16du" xmlns:w16sdtdh="http://schemas.microsoft.com/office/word/2020/wordml/sdtdatahash" xmlns:w16sdtfl="http://schemas.microsoft.com/office/word/2024/wordml/sdtformatlock" xmlns:w16se="http://schemas.microsoft.com/office/word/2015/wordml/symex" xmlns:wpg="http://schemas.microsoft.com/office/word/2010/wordprocessingGroup" xmlns:wpi="http://schemas.microsoft.com/office/word/2010/wordprocessingInk" xmlns:wne="http://schemas.microsoft.com/office/word/2006/wordml" xmlns:wps="http://schemas.microsoft.com/office/word/2010/wordprocessingShape" mc:Ignorable="w14 w15 w16se w16cid w16 w16cex w16sdtdh w16sdtfl w16du wp14">
   <w:body>
     <w:p>
       <w:pPr>
@@ -112,9 +112,8 @@
           <w:bCs/>
           <w:sz w:val="16"/>
           <w:szCs w:val="16"/>
-          <w:lang w:val="en-US"/>
-        </w:rPr>
-        <w:t>CDPP N° 00001 - 2026 R.A./UPRIT - R</w:t>
+        </w:rPr>
+        <w:t>${correlativo_documento}</w:t>
       </w:r>
     </w:p>
     <w:p>
@@ -164,25 +163,7 @@
           <w:sz w:val="25"/>
           <w:szCs w:val="25"/>
         </w:rPr>
-        <w:t xml:space="preserve">El </w:t>
-      </w:r>
-      <w:proofErr w:type="gramStart"/>
-      <w:r>
-        <w:rPr>
-          <w:rFonts w:ascii="Arial" w:hAnsi="Arial" w:cs="Arial"/>
-          <w:sz w:val="25"/>
-          <w:szCs w:val="25"/>
-        </w:rPr>
-        <w:t>Director</w:t>
-      </w:r>
-      <w:proofErr w:type="gramEnd"/>
-      <w:r>
-        <w:rPr>
-          <w:rFonts w:ascii="Arial" w:hAnsi="Arial" w:cs="Arial"/>
-          <w:sz w:val="25"/>
-          <w:szCs w:val="25"/>
-        </w:rPr>
-        <w:t xml:space="preserve"> de Registro Académico de la Universidad Privada de Trujillo</w:t>
+        <w:t>El Director de Registro Académico de la Universidad Privada de Trujillo</w:t>
       </w:r>
     </w:p>
     <w:p>
@@ -257,29 +238,43 @@
           <w:rFonts w:ascii="Arial" w:hAnsi="Arial" w:cs="Arial"/>
           <w:szCs w:val="25"/>
         </w:rPr>
-        <w:t xml:space="preserve"> señor</w:t>
-      </w:r>
-      <w:r>
-        <w:rPr>
-          <w:rFonts w:ascii="Arial" w:hAnsi="Arial" w:cs="Arial"/>
-          <w:szCs w:val="25"/>
-        </w:rPr>
-        <w:t xml:space="preserve">ita </w:t>
-      </w:r>
-      <w:r>
-        <w:rPr>
-          <w:rFonts w:ascii="Arial" w:hAnsi="Arial" w:cs="Arial"/>
-          <w:b/>
-          <w:szCs w:val="25"/>
-        </w:rPr>
-        <w:t>XXXXXXXXXX</w:t>
-      </w:r>
-      <w:r>
-        <w:rPr>
-          <w:rFonts w:ascii="Arial" w:hAnsi="Arial" w:cs="Arial"/>
-          <w:szCs w:val="25"/>
-        </w:rPr>
-        <w:t>, identificada</w:t>
+        <w:t xml:space="preserve"> </w:t>
+      </w:r>
+      <w:r>
+        <w:rPr>
+          <w:rFonts w:ascii="Arial" w:hAnsi="Arial" w:cs="Arial"/>
+          <w:szCs w:val="25"/>
+        </w:rPr>
+        <w:t>${titulo_cortesia}</w:t>
+      </w:r>
+      <w:r>
+        <w:rPr>
+          <w:rFonts w:ascii="Arial" w:hAnsi="Arial" w:cs="Arial"/>
+          <w:szCs w:val="25"/>
+        </w:rPr>
+        <w:t xml:space="preserve"> </w:t>
+      </w:r>
+      <w:r>
+        <w:rPr>
+          <w:rFonts w:ascii="Arial" w:hAnsi="Arial" w:cs="Arial"/>
+          <w:b/>
+          <w:szCs w:val="25"/>
+        </w:rPr>
+        <w:t>${apellidos_nombres}</w:t>
+      </w:r>
+      <w:r>
+        <w:rPr>
+          <w:rFonts w:ascii="Arial" w:hAnsi="Arial" w:cs="Arial"/>
+          <w:szCs w:val="25"/>
+        </w:rPr>
+        <w:t xml:space="preserve">, </w:t>
+      </w:r>
+      <w:r>
+        <w:rPr>
+          <w:rFonts w:ascii="Arial" w:hAnsi="Arial" w:cs="Arial"/>
+          <w:szCs w:val="25"/>
+        </w:rPr>
+        <w:t>${texto_identificado}</w:t>
       </w:r>
       <w:r>
         <w:rPr>
@@ -293,31 +288,29 @@
           <w:rFonts w:ascii="Arial" w:hAnsi="Arial" w:cs="Arial"/>
           <w:szCs w:val="25"/>
         </w:rPr>
-        <w:t xml:space="preserve">código de estudiante </w:t>
-      </w:r>
-      <w:proofErr w:type="spellStart"/>
-      <w:r>
-        <w:rPr>
-          <w:rFonts w:ascii="Arial" w:hAnsi="Arial" w:cs="Arial"/>
-          <w:szCs w:val="25"/>
-        </w:rPr>
-        <w:t>N°</w:t>
-      </w:r>
-      <w:proofErr w:type="spellEnd"/>
-      <w:r>
-        <w:rPr>
-          <w:rFonts w:ascii="Arial" w:hAnsi="Arial" w:cs="Arial"/>
-          <w:szCs w:val="25"/>
-        </w:rPr>
-        <w:t xml:space="preserve"> XXXXXXXX, ha cursado los Semestres Académicos correspondientes al Programa de </w:t>
-      </w:r>
-      <w:r>
-        <w:rPr>
-          <w:rFonts w:ascii="Arial" w:hAnsi="Arial" w:cs="Arial"/>
-          <w:b/>
-          <w:szCs w:val="25"/>
-        </w:rPr>
-        <w:t>XXXXXX</w:t>
+        <w:t xml:space="preserve">código de estudiante N° </w:t>
+      </w:r>
+      <w:r>
+        <w:rPr>
+          <w:rFonts w:ascii="Arial" w:hAnsi="Arial" w:cs="Arial"/>
+          <w:szCs w:val="25"/>
+        </w:rPr>
+        <w:t>${codigo_estudiante}</w:t>
+      </w:r>
+      <w:r>
+        <w:rPr>
+          <w:rFonts w:ascii="Arial" w:hAnsi="Arial" w:cs="Arial"/>
+          <w:szCs w:val="25"/>
+        </w:rPr>
+        <w:t xml:space="preserve">, ha cursado los Semestres Académicos correspondientes al Programa de </w:t>
+      </w:r>
+      <w:r>
+        <w:rPr>
+          <w:rFonts w:ascii="Arial" w:hAnsi="Arial" w:cs="Arial"/>
+          <w:b/>
+          <w:szCs w:val="25"/>
+        </w:rPr>
+        <w:t>${nombre_programa}</w:t>
       </w:r>
       <w:r>
         <w:rPr>
@@ -366,7 +359,7 @@
           <w:rFonts w:ascii="Arial" w:hAnsi="Arial" w:cs="Arial"/>
           <w:szCs w:val="25"/>
         </w:rPr>
-        <w:t>XXXXX</w:t>
+        <w:t>${semestre_inicio}</w:t>
       </w:r>
       <w:r>
         <w:rPr>
@@ -380,7 +373,21 @@
           <w:rFonts w:ascii="Arial" w:hAnsi="Arial" w:cs="Arial"/>
           <w:szCs w:val="25"/>
         </w:rPr>
-        <w:t xml:space="preserve"> hasta el XXXXX respectivamente, </w:t>
+        <w:t xml:space="preserve"> hasta el </w:t>
+      </w:r>
+      <w:r>
+        <w:rPr>
+          <w:rFonts w:ascii="Arial" w:hAnsi="Arial" w:cs="Arial"/>
+          <w:szCs w:val="25"/>
+        </w:rPr>
+        <w:t>${semestre_fin}</w:t>
+      </w:r>
+      <w:r>
+        <w:rPr>
+          <w:rFonts w:ascii="Arial" w:hAnsi="Arial" w:cs="Arial"/>
+          <w:szCs w:val="25"/>
+        </w:rPr>
+        <w:t xml:space="preserve"> respectivamente, </w:t>
       </w:r>
       <w:r>
         <w:rPr>
@@ -434,7 +441,6 @@
           <w:u w:val="single"/>
         </w:rPr>
       </w:pPr>
-      <w:proofErr w:type="gramStart"/>
       <w:r>
         <w:rPr>
           <w:rFonts w:ascii="Arial" w:hAnsi="Arial" w:cs="Arial"/>
@@ -443,18 +449,7 @@
           <w:szCs w:val="25"/>
           <w:u w:val="single"/>
         </w:rPr>
-        <w:t>Semestres  Académicos</w:t>
-      </w:r>
-      <w:proofErr w:type="gramEnd"/>
-      <w:r>
-        <w:rPr>
-          <w:rFonts w:ascii="Arial" w:hAnsi="Arial" w:cs="Arial"/>
-          <w:b/>
-          <w:sz w:val="25"/>
-          <w:szCs w:val="25"/>
-          <w:u w:val="single"/>
-        </w:rPr>
-        <w:t xml:space="preserve"> </w:t>
+        <w:t xml:space="preserve">Semestres  Académicos </w:t>
       </w:r>
       <w:r>
         <w:rPr>
@@ -502,37 +497,47 @@
       <w:r>
         <w:rPr>
           <w:rFonts w:ascii="Arial" w:hAnsi="Arial" w:cs="Arial"/>
-          <w:sz w:val="25"/>
-          <w:szCs w:val="25"/>
-        </w:rPr>
-        <w:t xml:space="preserve">       </w:t>
-      </w:r>
-      <w:r>
-        <w:rPr>
-          <w:rFonts w:ascii="Arial" w:hAnsi="Arial" w:cs="Arial"/>
-          <w:b/>
-          <w:sz w:val="25"/>
-          <w:szCs w:val="25"/>
-        </w:rPr>
-        <w:t>XXXXX al XXXXX</w:t>
-      </w:r>
-      <w:r>
-        <w:rPr>
-          <w:rFonts w:ascii="Arial" w:hAnsi="Arial" w:cs="Arial"/>
-          <w:b/>
-          <w:sz w:val="25"/>
-          <w:szCs w:val="25"/>
-        </w:rPr>
-        <w:t xml:space="preserve">                                               </w:t>
-      </w:r>
-      <w:r>
-        <w:rPr>
-          <w:rFonts w:ascii="Arial" w:hAnsi="Arial" w:cs="Arial"/>
-          <w:b/>
-          <w:sz w:val="25"/>
-          <w:szCs w:val="25"/>
-        </w:rPr>
-        <w:t xml:space="preserve">        XX</w:t>
+          <w:b/>
+          <w:sz w:val="25"/>
+          <w:szCs w:val="25"/>
+        </w:rPr>
+        <w:t>${rango_semestres}</w:t>
+      </w:r>
+      <w:r>
+        <w:rPr>
+          <w:rFonts w:ascii="Arial" w:hAnsi="Arial" w:cs="Arial"/>
+          <w:b/>
+          <w:sz w:val="25"/>
+          <w:szCs w:val="25"/>
+        </w:rPr>
+        <w:t xml:space="preserve">                          </w:t>
+      </w:r>
+      <w:r>
+        <w:rPr>
+          <w:rFonts w:ascii="Arial" w:hAnsi="Arial" w:cs="Arial"/>
+          <w:b/>
+          <w:sz w:val="25"/>
+          <w:szCs w:val="25"/>
+        </w:rPr>
+        <w:tab/>
+      </w:r>
+      <w:r>
+        <w:rPr>
+          <w:rFonts w:ascii="Arial" w:hAnsi="Arial" w:cs="Arial"/>
+          <w:b/>
+          <w:sz w:val="25"/>
+          <w:szCs w:val="25"/>
+        </w:rPr>
+        <w:tab/>
+      </w:r>
+      <w:r>
+        <w:rPr>
+          <w:rFonts w:ascii="Arial" w:hAnsi="Arial" w:cs="Arial"/>
+          <w:b/>
+          <w:sz w:val="25"/>
+          <w:szCs w:val="25"/>
+        </w:rPr>
+        <w:t>${promedio_ponderado}</w:t>
       </w:r>
     </w:p>
     <w:p>
@@ -660,41 +665,13 @@
         </w:rPr>
         <w:t xml:space="preserve"> </w:t>
       </w:r>
-      <w:proofErr w:type="spellStart"/>
-      <w:r>
-        <w:rPr>
-          <w:rFonts w:ascii="Arial" w:hAnsi="Arial" w:cs="Arial"/>
-          <w:sz w:val="25"/>
-          <w:szCs w:val="25"/>
-        </w:rPr>
-        <w:t>xx</w:t>
-      </w:r>
-      <w:proofErr w:type="spellEnd"/>
-      <w:r>
-        <w:rPr>
-          <w:rFonts w:ascii="Arial" w:hAnsi="Arial" w:cs="Arial"/>
-          <w:sz w:val="25"/>
-          <w:szCs w:val="25"/>
-        </w:rPr>
-        <w:t xml:space="preserve"> de </w:t>
-      </w:r>
-      <w:proofErr w:type="spellStart"/>
-      <w:r>
-        <w:rPr>
-          <w:rFonts w:ascii="Arial" w:hAnsi="Arial" w:cs="Arial"/>
-          <w:sz w:val="25"/>
-          <w:szCs w:val="25"/>
-        </w:rPr>
-        <w:t>xxxxx</w:t>
-      </w:r>
-      <w:proofErr w:type="spellEnd"/>
-      <w:r>
-        <w:rPr>
-          <w:rFonts w:ascii="Arial" w:hAnsi="Arial" w:cs="Arial"/>
-          <w:sz w:val="25"/>
-          <w:szCs w:val="25"/>
-        </w:rPr>
-        <w:t xml:space="preserve"> del 202x</w:t>
+      <w:r>
+        <w:rPr>
+          <w:rFonts w:ascii="Arial" w:hAnsi="Arial" w:cs="Arial"/>
+          <w:sz w:val="25"/>
+          <w:szCs w:val="25"/>
+        </w:rPr>
+        <w:t>${fecha_emision}</w:t>
       </w:r>
     </w:p>
     <w:p>
@@ -714,11 +691,12 @@
       <w:r>
         <w:rPr>
           <w:rFonts w:ascii="Arial" w:hAnsi="Arial" w:cs="Arial"/>
+          <w:noProof/>
           <w:sz w:val="28"/>
           <w:szCs w:val="28"/>
         </w:rPr>
         <w:drawing>
-          <wp:anchor distT="0" distB="0" distL="114300" distR="114300" simplePos="0" relativeHeight="251662336" behindDoc="0" locked="0" layoutInCell="1" allowOverlap="1" wp14:anchorId="058B6BAF" wp14:editId="16EDB632">
+          <wp:anchor distT="0" distB="0" distL="114300" distR="114300" simplePos="0" relativeHeight="251662336" behindDoc="0" locked="0" layoutInCell="1" allowOverlap="1" wp14:anchorId="058B6BAF" wp14:editId="305AAFB5">
             <wp:simplePos x="0" y="0"/>
             <wp:positionH relativeFrom="margin">
               <wp:posOffset>1966595</wp:posOffset>
@@ -818,11 +796,12 @@
       <w:r>
         <w:rPr>
           <w:rFonts w:ascii="Arial" w:hAnsi="Arial" w:cs="Arial"/>
+          <w:noProof/>
           <w:sz w:val="28"/>
           <w:szCs w:val="28"/>
         </w:rPr>
         <w:drawing>
-          <wp:anchor distT="0" distB="0" distL="114300" distR="114300" simplePos="0" relativeHeight="251661312" behindDoc="0" locked="0" layoutInCell="1" allowOverlap="1" wp14:anchorId="41413086" wp14:editId="1305B65C">
+          <wp:anchor distT="0" distB="0" distL="114300" distR="114300" simplePos="0" relativeHeight="251661312" behindDoc="0" locked="0" layoutInCell="1" allowOverlap="1" wp14:anchorId="41413086" wp14:editId="0CBFACF3">
             <wp:simplePos x="0" y="0"/>
             <wp:positionH relativeFrom="column">
               <wp:posOffset>634365</wp:posOffset>
@@ -1087,7 +1066,7 @@
 </file>
 
 <file path=word/endnotes.xml><?xml version="1.0" encoding="utf-8"?>
-<w:endnotes xmlns:wpc="http://schemas.microsoft.com/office/word/2010/wordprocessingCanvas" xmlns:cx="http://schemas.microsoft.com/office/drawing/2014/chartex" xmlns:cx1="http://schemas.microsoft.com/office/drawing/2015/9/8/chartex" xmlns:cx2="http://schemas.microsoft.com/office/drawing/2015/10/21/chartex" xmlns:cx3="http://schemas.microsoft.com/office/drawing/2016/5/9/chartex" xmlns:cx4="http://schemas.microsoft.com/office/drawing/2016/5/10/chartex" xmlns:cx5="http://schemas.microsoft.com/office/drawing/2016/5/11/chartex" xmlns:cx6="http://schemas.microsoft.com/office/drawing/2016/5/12/chartex" xmlns:cx7="http://schemas.microsoft.com/office/drawing/2016/5/13/chartex" xmlns:cx8="http://schemas.microsoft.com/office/drawing/2016/5/14/chartex" xmlns:mc="http://schemas.openxmlformats.org/markup-compatibility/2006" xmlns:aink="http://schemas.microsoft.com/office/drawing/2016/ink" xmlns:am3d="http://schemas.microsoft.com/office/drawing/2017/model3d" xmlns:o="urn:schemas-microsoft-com:office:office" xmlns:r="http://schemas.openxmlformats.org/officeDocument/2006/relationships" xmlns:m="http://schemas.openxmlformats.org/officeDocument/2006/math" xmlns:v="urn:schemas-microsoft-com:vml" xmlns:wp14="http://schemas.microsoft.com/office/word/2010/wordprocessingDrawing" xmlns:wp="http://schemas.openxmlformats.org/drawingml/2006/wordprocessingDrawing" xmlns:w10="urn:schemas-microsoft-com:office:word" xmlns:w="http://schemas.openxmlformats.org/wordprocessingml/2006/main" xmlns:w14="http://schemas.microsoft.com/office/word/2010/wordml" xmlns:w15="http://schemas.microsoft.com/office/word/2012/wordml" xmlns:w16cex="http://schemas.microsoft.com/office/word/2018/wordml/cex" xmlns:w16cid="http://schemas.microsoft.com/office/word/2016/wordml/cid" xmlns:w16="http://schemas.microsoft.com/office/word/2018/wordml" xmlns:w16sdtdh="http://schemas.microsoft.com/office/word/2020/wordml/sdtdatahash" xmlns:w16se="http://schemas.microsoft.com/office/word/2015/wordml/symex" xmlns:wpg="http://schemas.microsoft.com/office/word/2010/wordprocessingGroup" xmlns:wpi="http://schemas.microsoft.com/office/word/2010/wordprocessingInk" xmlns:wne="http://schemas.microsoft.com/office/word/2006/wordml" xmlns:wps="http://schemas.microsoft.com/office/word/2010/wordprocessingShape" mc:Ignorable="w14 w15 w16se w16cid w16 w16cex w16sdtdh wp14">
+<w:endnotes xmlns:wpc="http://schemas.microsoft.com/office/word/2010/wordprocessingCanvas" xmlns:cx="http://schemas.microsoft.com/office/drawing/2014/chartex" xmlns:cx1="http://schemas.microsoft.com/office/drawing/2015/9/8/chartex" xmlns:cx2="http://schemas.microsoft.com/office/drawing/2015/10/21/chartex" xmlns:cx3="http://schemas.microsoft.com/office/drawing/2016/5/9/chartex" xmlns:cx4="http://schemas.microsoft.com/office/drawing/2016/5/10/chartex" xmlns:cx5="http://schemas.microsoft.com/office/drawing/2016/5/11/chartex" xmlns:cx6="http://schemas.microsoft.com/office/drawing/2016/5/12/chartex" xmlns:cx7="http://schemas.microsoft.com/office/drawing/2016/5/13/chartex" xmlns:cx8="http://schemas.microsoft.com/office/drawing/2016/5/14/chartex" xmlns:mc="http://schemas.openxmlformats.org/markup-compatibility/2006" xmlns:aink="http://schemas.microsoft.com/office/drawing/2016/ink" xmlns:am3d="http://schemas.microsoft.com/office/drawing/2017/model3d" xmlns:o="urn:schemas-microsoft-com:office:office" xmlns:oel="http://schemas.microsoft.com/office/2019/extlst" xmlns:r="http://schemas.openxmlformats.org/officeDocument/2006/relationships" xmlns:m="http://schemas.openxmlformats.org/officeDocument/2006/math" xmlns:v="urn:schemas-microsoft-com:vml" xmlns:wp14="http://schemas.microsoft.com/office/word/2010/wordprocessingDrawing" xmlns:wp="http://schemas.openxmlformats.org/drawingml/2006/wordprocessingDrawing" xmlns:w10="urn:schemas-microsoft-com:office:word" xmlns:w="http://schemas.openxmlformats.org/wordprocessingml/2006/main" xmlns:w14="http://schemas.microsoft.com/office/word/2010/wordml" xmlns:w15="http://schemas.microsoft.com/office/word/2012/wordml" xmlns:w16cex="http://schemas.microsoft.com/office/word/2018/wordml/cex" xmlns:w16cid="http://schemas.microsoft.com/office/word/2016/wordml/cid" xmlns:w16="http://schemas.microsoft.com/office/word/2018/wordml" xmlns:w16du="http://schemas.microsoft.com/office/word/2023/wordml/word16du" xmlns:w16sdtdh="http://schemas.microsoft.com/office/word/2020/wordml/sdtdatahash" xmlns:w16sdtfl="http://schemas.microsoft.com/office/word/2024/wordml/sdtformatlock" xmlns:w16se="http://schemas.microsoft.com/office/word/2015/wordml/symex" xmlns:wpg="http://schemas.microsoft.com/office/word/2010/wordprocessingGroup" xmlns:wpi="http://schemas.microsoft.com/office/word/2010/wordprocessingInk" xmlns:wne="http://schemas.microsoft.com/office/word/2006/wordml" xmlns:wps="http://schemas.microsoft.com/office/word/2010/wordprocessingShape" mc:Ignorable="w14 w15 w16se w16cid w16 w16cex w16sdtdh w16sdtfl w16du wp14">
   <w:endnote w:type="separator" w:id="-1">
     <w:p>
       <w:r>
@@ -1106,7 +1085,7 @@
 </file>
 
 <file path=word/footnotes.xml><?xml version="1.0" encoding="utf-8"?>
-<w:footnotes xmlns:wpc="http://schemas.microsoft.com/office/word/2010/wordprocessingCanvas" xmlns:cx="http://schemas.microsoft.com/office/drawing/2014/chartex" xmlns:cx1="http://schemas.microsoft.com/office/drawing/2015/9/8/chartex" xmlns:cx2="http://schemas.microsoft.com/office/drawing/2015/10/21/chartex" xmlns:cx3="http://schemas.microsoft.com/office/drawing/2016/5/9/chartex" xmlns:cx4="http://schemas.microsoft.com/office/drawing/2016/5/10/chartex" xmlns:cx5="http://schemas.microsoft.com/office/drawing/2016/5/11/chartex" xmlns:cx6="http://schemas.microsoft.com/office/drawing/2016/5/12/chartex" xmlns:cx7="http://schemas.microsoft.com/office/drawing/2016/5/13/chartex" xmlns:cx8="http://schemas.microsoft.com/office/drawing/2016/5/14/chartex" xmlns:mc="http://schemas.openxmlformats.org/markup-compatibility/2006" xmlns:aink="http://schemas.microsoft.com/office/drawing/2016/ink" xmlns:am3d="http://schemas.microsoft.com/office/drawing/2017/model3d" xmlns:o="urn:schemas-microsoft-com:office:office" xmlns:r="http://schemas.openxmlformats.org/officeDocument/2006/relationships" xmlns:m="http://schemas.openxmlformats.org/officeDocument/2006/math" xmlns:v="urn:schemas-microsoft-com:vml" xmlns:wp14="http://schemas.microsoft.com/office/word/2010/wordprocessingDrawing" xmlns:wp="http://schemas.openxmlformats.org/drawingml/2006/wordprocessingDrawing" xmlns:w10="urn:schemas-microsoft-com:office:word" xmlns:w="http://schemas.openxmlformats.org/wordprocessingml/2006/main" xmlns:w14="http://schemas.microsoft.com/office/word/2010/wordml" xmlns:w15="http://schemas.microsoft.com/office/word/2012/wordml" xmlns:w16cex="http://schemas.microsoft.com/office/word/2018/wordml/cex" xmlns:w16cid="http://schemas.microsoft.com/office/word/2016/wordml/cid" xmlns:w16="http://schemas.microsoft.com/office/word/2018/wordml" xmlns:w16sdtdh="http://schemas.microsoft.com/office/word/2020/wordml/sdtdatahash" xmlns:w16se="http://schemas.microsoft.com/office/word/2015/wordml/symex" xmlns:wpg="http://schemas.microsoft.com/office/word/2010/wordprocessingGroup" xmlns:wpi="http://schemas.microsoft.com/office/word/2010/wordprocessingInk" xmlns:wne="http://schemas.microsoft.com/office/word/2006/wordml" xmlns:wps="http://schemas.microsoft.com/office/word/2010/wordprocessingShape" mc:Ignorable="w14 w15 w16se w16cid w16 w16cex w16sdtdh wp14">
+<w:footnotes xmlns:wpc="http://schemas.microsoft.com/office/word/2010/wordprocessingCanvas" xmlns:cx="http://schemas.microsoft.com/office/drawing/2014/chartex" xmlns:cx1="http://schemas.microsoft.com/office/drawing/2015/9/8/chartex" xmlns:cx2="http://schemas.microsoft.com/office/drawing/2015/10/21/chartex" xmlns:cx3="http://schemas.microsoft.com/office/drawing/2016/5/9/chartex" xmlns:cx4="http://schemas.microsoft.com/office/drawing/2016/5/10/chartex" xmlns:cx5="http://schemas.microsoft.com/office/drawing/2016/5/11/chartex" xmlns:cx6="http://schemas.microsoft.com/office/drawing/2016/5/12/chartex" xmlns:cx7="http://schemas.microsoft.com/office/drawing/2016/5/13/chartex" xmlns:cx8="http://schemas.microsoft.com/office/drawing/2016/5/14/chartex" xmlns:mc="http://schemas.openxmlformats.org/markup-compatibility/2006" xmlns:aink="http://schemas.microsoft.com/office/drawing/2016/ink" xmlns:am3d="http://schemas.microsoft.com/office/drawing/2017/model3d" xmlns:o="urn:schemas-microsoft-com:office:office" xmlns:oel="http://schemas.microsoft.com/office/2019/extlst" xmlns:r="http://schemas.openxmlformats.org/officeDocument/2006/relationships" xmlns:m="http://schemas.openxmlformats.org/officeDocument/2006/math" xmlns:v="urn:schemas-microsoft-com:vml" xmlns:wp14="http://schemas.microsoft.com/office/word/2010/wordprocessingDrawing" xmlns:wp="http://schemas.openxmlformats.org/drawingml/2006/wordprocessingDrawing" xmlns:w10="urn:schemas-microsoft-com:office:word" xmlns:w="http://schemas.openxmlformats.org/wordprocessingml/2006/main" xmlns:w14="http://schemas.microsoft.com/office/word/2010/wordml" xmlns:w15="http://schemas.microsoft.com/office/word/2012/wordml" xmlns:w16cex="http://schemas.microsoft.com/office/word/2018/wordml/cex" xmlns:w16cid="http://schemas.microsoft.com/office/word/2016/wordml/cid" xmlns:w16="http://schemas.microsoft.com/office/word/2018/wordml" xmlns:w16du="http://schemas.microsoft.com/office/word/2023/wordml/word16du" xmlns:w16sdtdh="http://schemas.microsoft.com/office/word/2020/wordml/sdtdatahash" xmlns:w16sdtfl="http://schemas.microsoft.com/office/word/2024/wordml/sdtformatlock" xmlns:w16se="http://schemas.microsoft.com/office/word/2015/wordml/symex" xmlns:wpg="http://schemas.microsoft.com/office/word/2010/wordprocessingGroup" xmlns:wpi="http://schemas.microsoft.com/office/word/2010/wordprocessingInk" xmlns:wne="http://schemas.microsoft.com/office/word/2006/wordml" xmlns:wps="http://schemas.microsoft.com/office/word/2010/wordprocessingShape" mc:Ignorable="w14 w15 w16se w16cid w16 w16cex w16sdtdh w16sdtfl w16du wp14">
   <w:footnote w:type="separator" w:id="-1">
     <w:p>
       <w:r>
@@ -1125,7 +1104,7 @@
 </file>
 
 <file path=word/header1.xml><?xml version="1.0" encoding="utf-8"?>
-<w:hdr xmlns:wpc="http://schemas.microsoft.com/office/word/2010/wordprocessingCanvas" xmlns:cx="http://schemas.microsoft.com/office/drawing/2014/chartex" xmlns:cx1="http://schemas.microsoft.com/office/drawing/2015/9/8/chartex" xmlns:cx2="http://schemas.microsoft.com/office/drawing/2015/10/21/chartex" xmlns:cx3="http://schemas.microsoft.com/office/drawing/2016/5/9/chartex" xmlns:cx4="http://schemas.microsoft.com/office/drawing/2016/5/10/chartex" xmlns:cx5="http://schemas.microsoft.com/office/drawing/2016/5/11/chartex" xmlns:cx6="http://schemas.microsoft.com/office/drawing/2016/5/12/chartex" xmlns:cx7="http://schemas.microsoft.com/office/drawing/2016/5/13/chartex" xmlns:cx8="http://schemas.microsoft.com/office/drawing/2016/5/14/chartex" xmlns:mc="http://schemas.openxmlformats.org/markup-compatibility/2006" xmlns:aink="http://schemas.microsoft.com/office/drawing/2016/ink" xmlns:am3d="http://schemas.microsoft.com/office/drawing/2017/model3d" xmlns:o="urn:schemas-microsoft-com:office:office" xmlns:r="http://schemas.openxmlformats.org/officeDocument/2006/relationships" xmlns:m="http://schemas.openxmlformats.org/officeDocument/2006/math" xmlns:v="urn:schemas-microsoft-com:vml" xmlns:wp14="http://schemas.microsoft.com/office/word/2010/wordprocessingDrawing" xmlns:wp="http://schemas.openxmlformats.org/drawingml/2006/wordprocessingDrawing" xmlns:w10="urn:schemas-microsoft-com:office:word" xmlns:w="http://schemas.openxmlformats.org/wordprocessingml/2006/main" xmlns:w14="http://schemas.microsoft.com/office/word/2010/wordml" xmlns:w15="http://schemas.microsoft.com/office/word/2012/wordml" xmlns:w16cex="http://schemas.microsoft.com/office/word/2018/wordml/cex" xmlns:w16cid="http://schemas.microsoft.com/office/word/2016/wordml/cid" xmlns:w16="http://schemas.microsoft.com/office/word/2018/wordml" xmlns:w16sdtdh="http://schemas.microsoft.com/office/word/2020/wordml/sdtdatahash" xmlns:w16se="http://schemas.microsoft.com/office/word/2015/wordml/symex" xmlns:wpg="http://schemas.microsoft.com/office/word/2010/wordprocessingGroup" xmlns:wpi="http://schemas.microsoft.com/office/word/2010/wordprocessingInk" xmlns:wne="http://schemas.microsoft.com/office/word/2006/wordml" xmlns:wps="http://schemas.microsoft.com/office/word/2010/wordprocessingShape" mc:Ignorable="w14 w15 w16se w16cid w16 w16cex w16sdtdh wp14">
+<w:hdr xmlns:wpc="http://schemas.microsoft.com/office/word/2010/wordprocessingCanvas" xmlns:cx="http://schemas.microsoft.com/office/drawing/2014/chartex" xmlns:cx1="http://schemas.microsoft.com/office/drawing/2015/9/8/chartex" xmlns:cx2="http://schemas.microsoft.com/office/drawing/2015/10/21/chartex" xmlns:cx3="http://schemas.microsoft.com/office/drawing/2016/5/9/chartex" xmlns:cx4="http://schemas.microsoft.com/office/drawing/2016/5/10/chartex" xmlns:cx5="http://schemas.microsoft.com/office/drawing/2016/5/11/chartex" xmlns:cx6="http://schemas.microsoft.com/office/drawing/2016/5/12/chartex" xmlns:cx7="http://schemas.microsoft.com/office/drawing/2016/5/13/chartex" xmlns:cx8="http://schemas.microsoft.com/office/drawing/2016/5/14/chartex" xmlns:mc="http://schemas.openxmlformats.org/markup-compatibility/2006" xmlns:aink="http://schemas.microsoft.com/office/drawing/2016/ink" xmlns:am3d="http://schemas.microsoft.com/office/drawing/2017/model3d" xmlns:o="urn:schemas-microsoft-com:office:office" xmlns:oel="http://schemas.microsoft.com/office/2019/extlst" xmlns:r="http://schemas.openxmlformats.org/officeDocument/2006/relationships" xmlns:m="http://schemas.openxmlformats.org/officeDocument/2006/math" xmlns:v="urn:schemas-microsoft-com:vml" xmlns:wp14="http://schemas.microsoft.com/office/word/2010/wordprocessingDrawing" xmlns:wp="http://schemas.openxmlformats.org/drawingml/2006/wordprocessingDrawing" xmlns:w10="urn:schemas-microsoft-com:office:word" xmlns:w="http://schemas.openxmlformats.org/wordprocessingml/2006/main" xmlns:w14="http://schemas.microsoft.com/office/word/2010/wordml" xmlns:w15="http://schemas.microsoft.com/office/word/2012/wordml" xmlns:w16cex="http://schemas.microsoft.com/office/word/2018/wordml/cex" xmlns:w16cid="http://schemas.microsoft.com/office/word/2016/wordml/cid" xmlns:w16="http://schemas.microsoft.com/office/word/2018/wordml" xmlns:w16du="http://schemas.microsoft.com/office/word/2023/wordml/word16du" xmlns:w16sdtdh="http://schemas.microsoft.com/office/word/2020/wordml/sdtdatahash" xmlns:w16sdtfl="http://schemas.microsoft.com/office/word/2024/wordml/sdtformatlock" xmlns:w16se="http://schemas.microsoft.com/office/word/2015/wordml/symex" xmlns:wpg="http://schemas.microsoft.com/office/word/2010/wordprocessingGroup" xmlns:wpi="http://schemas.microsoft.com/office/word/2010/wordprocessingInk" xmlns:wne="http://schemas.microsoft.com/office/word/2006/wordml" xmlns:wps="http://schemas.microsoft.com/office/word/2010/wordprocessingShape" mc:Ignorable="w14 w15 w16se w16cid w16 w16cex w16sdtdh w16sdtfl w16du wp14">
   <w:p>
     <w:pPr>
       <w:pStyle w:val="Encabezado"/>
@@ -1171,7 +1150,7 @@
 </file>
 
 <file path=word/header2.xml><?xml version="1.0" encoding="utf-8"?>
-<w:hdr xmlns:wpc="http://schemas.microsoft.com/office/word/2010/wordprocessingCanvas" xmlns:cx="http://schemas.microsoft.com/office/drawing/2014/chartex" xmlns:cx1="http://schemas.microsoft.com/office/drawing/2015/9/8/chartex" xmlns:cx2="http://schemas.microsoft.com/office/drawing/2015/10/21/chartex" xmlns:cx3="http://schemas.microsoft.com/office/drawing/2016/5/9/chartex" xmlns:cx4="http://schemas.microsoft.com/office/drawing/2016/5/10/chartex" xmlns:cx5="http://schemas.microsoft.com/office/drawing/2016/5/11/chartex" xmlns:cx6="http://schemas.microsoft.com/office/drawing/2016/5/12/chartex" xmlns:cx7="http://schemas.microsoft.com/office/drawing/2016/5/13/chartex" xmlns:cx8="http://schemas.microsoft.com/office/drawing/2016/5/14/chartex" xmlns:mc="http://schemas.openxmlformats.org/markup-compatibility/2006" xmlns:aink="http://schemas.microsoft.com/office/drawing/2016/ink" xmlns:am3d="http://schemas.microsoft.com/office/drawing/2017/model3d" xmlns:o="urn:schemas-microsoft-com:office:office" xmlns:r="http://schemas.openxmlformats.org/officeDocument/2006/relationships" xmlns:m="http://schemas.openxmlformats.org/officeDocument/2006/math" xmlns:v="urn:schemas-microsoft-com:vml" xmlns:wp14="http://schemas.microsoft.com/office/word/2010/wordprocessingDrawing" xmlns:wp="http://schemas.openxmlformats.org/drawingml/2006/wordprocessingDrawing" xmlns:w10="urn:schemas-microsoft-com:office:word" xmlns:w="http://schemas.openxmlformats.org/wordprocessingml/2006/main" xmlns:w14="http://schemas.microsoft.com/office/word/2010/wordml" xmlns:w15="http://schemas.microsoft.com/office/word/2012/wordml" xmlns:w16cex="http://schemas.microsoft.com/office/word/2018/wordml/cex" xmlns:w16cid="http://schemas.microsoft.com/office/word/2016/wordml/cid" xmlns:w16="http://schemas.microsoft.com/office/word/2018/wordml" xmlns:w16sdtdh="http://schemas.microsoft.com/office/word/2020/wordml/sdtdatahash" xmlns:w16se="http://schemas.microsoft.com/office/word/2015/wordml/symex" xmlns:wpg="http://schemas.microsoft.com/office/word/2010/wordprocessingGroup" xmlns:wpi="http://schemas.microsoft.com/office/word/2010/wordprocessingInk" xmlns:wne="http://schemas.microsoft.com/office/word/2006/wordml" xmlns:wps="http://schemas.microsoft.com/office/word/2010/wordprocessingShape" mc:Ignorable="w14 w15 w16se w16cid w16 w16cex w16sdtdh wp14">
+<w:hdr xmlns:wpc="http://schemas.microsoft.com/office/word/2010/wordprocessingCanvas" xmlns:cx="http://schemas.microsoft.com/office/drawing/2014/chartex" xmlns:cx1="http://schemas.microsoft.com/office/drawing/2015/9/8/chartex" xmlns:cx2="http://schemas.microsoft.com/office/drawing/2015/10/21/chartex" xmlns:cx3="http://schemas.microsoft.com/office/drawing/2016/5/9/chartex" xmlns:cx4="http://schemas.microsoft.com/office/drawing/2016/5/10/chartex" xmlns:cx5="http://schemas.microsoft.com/office/drawing/2016/5/11/chartex" xmlns:cx6="http://schemas.microsoft.com/office/drawing/2016/5/12/chartex" xmlns:cx7="http://schemas.microsoft.com/office/drawing/2016/5/13/chartex" xmlns:cx8="http://schemas.microsoft.com/office/drawing/2016/5/14/chartex" xmlns:mc="http://schemas.openxmlformats.org/markup-compatibility/2006" xmlns:aink="http://schemas.microsoft.com/office/drawing/2016/ink" xmlns:am3d="http://schemas.microsoft.com/office/drawing/2017/model3d" xmlns:o="urn:schemas-microsoft-com:office:office" xmlns:oel="http://schemas.microsoft.com/office/2019/extlst" xmlns:r="http://schemas.openxmlformats.org/officeDocument/2006/relationships" xmlns:m="http://schemas.openxmlformats.org/officeDocument/2006/math" xmlns:v="urn:schemas-microsoft-com:vml" xmlns:wp14="http://schemas.microsoft.com/office/word/2010/wordprocessingDrawing" xmlns:wp="http://schemas.openxmlformats.org/drawingml/2006/wordprocessingDrawing" xmlns:w10="urn:schemas-microsoft-com:office:word" xmlns:w="http://schemas.openxmlformats.org/wordprocessingml/2006/main" xmlns:w14="http://schemas.microsoft.com/office/word/2010/wordml" xmlns:w15="http://schemas.microsoft.com/office/word/2012/wordml" xmlns:w16cex="http://schemas.microsoft.com/office/word/2018/wordml/cex" xmlns:w16cid="http://schemas.microsoft.com/office/word/2016/wordml/cid" xmlns:w16="http://schemas.microsoft.com/office/word/2018/wordml" xmlns:w16du="http://schemas.microsoft.com/office/word/2023/wordml/word16du" xmlns:w16sdtdh="http://schemas.microsoft.com/office/word/2020/wordml/sdtdatahash" xmlns:w16sdtfl="http://schemas.microsoft.com/office/word/2024/wordml/sdtformatlock" xmlns:w16se="http://schemas.microsoft.com/office/word/2015/wordml/symex" xmlns:wpg="http://schemas.microsoft.com/office/word/2010/wordprocessingGroup" xmlns:wpi="http://schemas.microsoft.com/office/word/2010/wordprocessingInk" xmlns:wne="http://schemas.microsoft.com/office/word/2006/wordml" xmlns:wps="http://schemas.microsoft.com/office/word/2010/wordprocessingShape" mc:Ignorable="w14 w15 w16se w16cid w16 w16cex w16sdtdh w16sdtfl w16du wp14">
   <w:p>
     <w:pPr>
       <w:pStyle w:val="Encabezado"/>
@@ -1217,7 +1196,7 @@
 </file>
 
 <file path=word/header3.xml><?xml version="1.0" encoding="utf-8"?>
-<w:hdr xmlns:wpc="http://schemas.microsoft.com/office/word/2010/wordprocessingCanvas" xmlns:cx="http://schemas.microsoft.com/office/drawing/2014/chartex" xmlns:cx1="http://schemas.microsoft.com/office/drawing/2015/9/8/chartex" xmlns:cx2="http://schemas.microsoft.com/office/drawing/2015/10/21/chartex" xmlns:cx3="http://schemas.microsoft.com/office/drawing/2016/5/9/chartex" xmlns:cx4="http://schemas.microsoft.com/office/drawing/2016/5/10/chartex" xmlns:cx5="http://schemas.microsoft.com/office/drawing/2016/5/11/chartex" xmlns:cx6="http://schemas.microsoft.com/office/drawing/2016/5/12/chartex" xmlns:cx7="http://schemas.microsoft.com/office/drawing/2016/5/13/chartex" xmlns:cx8="http://schemas.microsoft.com/office/drawing/2016/5/14/chartex" xmlns:mc="http://schemas.openxmlformats.org/markup-compatibility/2006" xmlns:aink="http://schemas.microsoft.com/office/drawing/2016/ink" xmlns:am3d="http://schemas.microsoft.com/office/drawing/2017/model3d" xmlns:o="urn:schemas-microsoft-com:office:office" xmlns:r="http://schemas.openxmlformats.org/officeDocument/2006/relationships" xmlns:m="http://schemas.openxmlformats.org/officeDocument/2006/math" xmlns:v="urn:schemas-microsoft-com:vml" xmlns:wp14="http://schemas.microsoft.com/office/word/2010/wordprocessingDrawing" xmlns:wp="http://schemas.openxmlformats.org/drawingml/2006/wordprocessingDrawing" xmlns:w10="urn:schemas-microsoft-com:office:word" xmlns:w="http://schemas.openxmlformats.org/wordprocessingml/2006/main" xmlns:w14="http://schemas.microsoft.com/office/word/2010/wordml" xmlns:w15="http://schemas.microsoft.com/office/word/2012/wordml" xmlns:w16cex="http://schemas.microsoft.com/office/word/2018/wordml/cex" xmlns:w16cid="http://schemas.microsoft.com/office/word/2016/wordml/cid" xmlns:w16="http://schemas.microsoft.com/office/word/2018/wordml" xmlns:w16sdtdh="http://schemas.microsoft.com/office/word/2020/wordml/sdtdatahash" xmlns:w16se="http://schemas.microsoft.com/office/word/2015/wordml/symex" xmlns:wpg="http://schemas.microsoft.com/office/word/2010/wordprocessingGroup" xmlns:wpi="http://schemas.microsoft.com/office/word/2010/wordprocessingInk" xmlns:wne="http://schemas.microsoft.com/office/word/2006/wordml" xmlns:wps="http://schemas.microsoft.com/office/word/2010/wordprocessingShape" mc:Ignorable="w14 w15 w16se w16cid w16 w16cex w16sdtdh wp14">
+<w:hdr xmlns:wpc="http://schemas.microsoft.com/office/word/2010/wordprocessingCanvas" xmlns:cx="http://schemas.microsoft.com/office/drawing/2014/chartex" xmlns:cx1="http://schemas.microsoft.com/office/drawing/2015/9/8/chartex" xmlns:cx2="http://schemas.microsoft.com/office/drawing/2015/10/21/chartex" xmlns:cx3="http://schemas.microsoft.com/office/drawing/2016/5/9/chartex" xmlns:cx4="http://schemas.microsoft.com/office/drawing/2016/5/10/chartex" xmlns:cx5="http://schemas.microsoft.com/office/drawing/2016/5/11/chartex" xmlns:cx6="http://schemas.microsoft.com/office/drawing/2016/5/12/chartex" xmlns:cx7="http://schemas.microsoft.com/office/drawing/2016/5/13/chartex" xmlns:cx8="http://schemas.microsoft.com/office/drawing/2016/5/14/chartex" xmlns:mc="http://schemas.openxmlformats.org/markup-compatibility/2006" xmlns:aink="http://schemas.microsoft.com/office/drawing/2016/ink" xmlns:am3d="http://schemas.microsoft.com/office/drawing/2017/model3d" xmlns:o="urn:schemas-microsoft-com:office:office" xmlns:oel="http://schemas.microsoft.com/office/2019/extlst" xmlns:r="http://schemas.openxmlformats.org/officeDocument/2006/relationships" xmlns:m="http://schemas.openxmlformats.org/officeDocument/2006/math" xmlns:v="urn:schemas-microsoft-com:vml" xmlns:wp14="http://schemas.microsoft.com/office/word/2010/wordprocessingDrawing" xmlns:wp="http://schemas.openxmlformats.org/drawingml/2006/wordprocessingDrawing" xmlns:w10="urn:schemas-microsoft-com:office:word" xmlns:w="http://schemas.openxmlformats.org/wordprocessingml/2006/main" xmlns:w14="http://schemas.microsoft.com/office/word/2010/wordml" xmlns:w15="http://schemas.microsoft.com/office/word/2012/wordml" xmlns:w16cex="http://schemas.microsoft.com/office/word/2018/wordml/cex" xmlns:w16cid="http://schemas.microsoft.com/office/word/2016/wordml/cid" xmlns:w16="http://schemas.microsoft.com/office/word/2018/wordml" xmlns:w16du="http://schemas.microsoft.com/office/word/2023/wordml/word16du" xmlns:w16sdtdh="http://schemas.microsoft.com/office/word/2020/wordml/sdtdatahash" xmlns:w16sdtfl="http://schemas.microsoft.com/office/word/2024/wordml/sdtformatlock" xmlns:w16se="http://schemas.microsoft.com/office/word/2015/wordml/symex" xmlns:wpg="http://schemas.microsoft.com/office/word/2010/wordprocessingGroup" xmlns:wpi="http://schemas.microsoft.com/office/word/2010/wordprocessingInk" xmlns:wne="http://schemas.microsoft.com/office/word/2006/wordml" xmlns:wps="http://schemas.microsoft.com/office/word/2010/wordprocessingShape" mc:Ignorable="w14 w15 w16se w16cid w16 w16cex w16sdtdh w16sdtfl w16du wp14">
   <w:p>
     <w:pPr>
       <w:pStyle w:val="Encabezado"/>
@@ -1263,7 +1242,7 @@
 </file>
 
 <file path=word/styles.xml><?xml version="1.0" encoding="utf-8"?>
-<w:styles xmlns:mc="http://schemas.openxmlformats.org/markup-compatibility/2006" xmlns:r="http://schemas.openxmlformats.org/officeDocument/2006/relationships" xmlns:w="http://schemas.openxmlformats.org/wordprocessingml/2006/main" xmlns:w14="http://schemas.microsoft.com/office/word/2010/wordml" xmlns:w15="http://schemas.microsoft.com/office/word/2012/wordml" xmlns:w16cex="http://schemas.microsoft.com/office/word/2018/wordml/cex" xmlns:w16cid="http://schemas.microsoft.com/office/word/2016/wordml/cid" xmlns:w16="http://schemas.microsoft.com/office/word/2018/wordml" xmlns:w16sdtdh="http://schemas.microsoft.com/office/word/2020/wordml/sdtdatahash" xmlns:w16se="http://schemas.microsoft.com/office/word/2015/wordml/symex" mc:Ignorable="w14 w15 w16se w16cid w16 w16cex w16sdtdh">
+<w:styles xmlns:mc="http://schemas.openxmlformats.org/markup-compatibility/2006" xmlns:r="http://schemas.openxmlformats.org/officeDocument/2006/relationships" xmlns:w="http://schemas.openxmlformats.org/wordprocessingml/2006/main" xmlns:w14="http://schemas.microsoft.com/office/word/2010/wordml" xmlns:w15="http://schemas.microsoft.com/office/word/2012/wordml" xmlns:w16cex="http://schemas.microsoft.com/office/word/2018/wordml/cex" xmlns:w16cid="http://schemas.microsoft.com/office/word/2016/wordml/cid" xmlns:w16="http://schemas.microsoft.com/office/word/2018/wordml" xmlns:w16du="http://schemas.microsoft.com/office/word/2023/wordml/word16du" xmlns:w16sdtdh="http://schemas.microsoft.com/office/word/2020/wordml/sdtdatahash" xmlns:w16sdtfl="http://schemas.microsoft.com/office/word/2024/wordml/sdtformatlock" xmlns:w16se="http://schemas.microsoft.com/office/word/2015/wordml/symex" mc:Ignorable="w14 w15 w16se w16cid w16 w16cex w16sdtdh w16sdtfl w16du">
   <w:docDefaults>
     <w:rPrDefault>
       <w:rPr>
@@ -1674,7 +1653,6 @@
   <w:style w:type="character" w:default="1" w:styleId="Fuentedeprrafopredeter">
     <w:name w:val="Default Paragraph Font"/>
     <w:uiPriority w:val="1"/>
-    <w:semiHidden/>
     <w:unhideWhenUsed/>
   </w:style>
   <w:style w:type="table" w:default="1" w:styleId="Tablanormal">
